--- a/答辩后修改的内容.docx
+++ b/答辩后修改的内容.docx
@@ -30,13 +30,37 @@
         <w:rPr>
           <w:rFonts w:hint="eastAsia"/>
         </w:rPr>
-        <w:t>页面统一使用”查看全部“，且字体淡化，期刊编委会、论文列表二个板块采用从上到下平铺的方式展示，新闻列表、征稿通知二个板块采用左右的方式展示</w:t>
-      </w:r>
-      <w:r>
-        <w:rPr>
-          <w:rFonts w:hint="eastAsia"/>
-        </w:rPr>
-        <w:t>；添加logo，插图减少空白，丰富页面</w:t>
+        <w:t>页面统一使用”查看全部“，且字体淡化，期刊编委会、论文列表二个板块采用从上到下平铺的方式展示</w:t>
+      </w:r>
+      <w:r>
+        <w:rPr>
+          <w:rFonts w:hint="eastAsia"/>
+        </w:rPr>
+        <w:t>，</w:t>
+      </w:r>
+      <w:r>
+        <w:rPr>
+          <w:rFonts w:hint="eastAsia"/>
+        </w:rPr>
+        <w:t>期刊编委会</w:t>
+      </w:r>
+      <w:r>
+        <w:rPr>
+          <w:rFonts w:hint="eastAsia"/>
+        </w:rPr>
+        <w:t>中用方块卡片展示。</w:t>
+      </w:r>
+      <w:r>
+        <w:rPr>
+          <w:rFonts w:hint="eastAsia"/>
+        </w:rPr>
+        <w:t>新闻列表、征稿通知二个板块采用左右的方式展示</w:t>
+      </w:r>
+      <w:r>
+        <w:rPr>
+          <w:rFonts w:hint="eastAsia"/>
+        </w:rPr>
+        <w:t>。统一文字使用”查看全部“。</w:t>
       </w:r>
     </w:p>
     <w:p>
@@ -49,7 +73,59 @@
         <w:rPr>
           <w:rFonts w:hint="eastAsia"/>
         </w:rPr>
-        <w:t>②</w:t>
+        <w:t>②首页显示内容不超过3个，使页面整洁，详细内容在</w:t>
+      </w:r>
+      <w:r>
+        <w:rPr>
+          <w:rFonts w:hint="eastAsia"/>
+        </w:rPr>
+        <w:t>”查看全部“</w:t>
+      </w:r>
+      <w:r>
+        <w:rPr>
+          <w:rFonts w:hint="eastAsia"/>
+        </w:rPr>
+        <w:t>中展示。</w:t>
+      </w:r>
+    </w:p>
+    <w:p>
+      <w:r>
+        <w:rPr>
+          <w:rFonts w:hint="eastAsia"/>
+        </w:rPr>
+        <w:t>③顶栏</w:t>
+      </w:r>
+      <w:r>
+        <w:rPr>
+          <w:rFonts w:hint="eastAsia"/>
+        </w:rPr>
+        <w:t>添加logo，</w:t>
+      </w:r>
+      <w:r>
+        <w:rPr>
+          <w:rFonts w:hint="eastAsia"/>
+        </w:rPr>
+        <w:t>首页、登录页和用户指南页添加</w:t>
+      </w:r>
+      <w:r>
+        <w:rPr>
+          <w:rFonts w:hint="eastAsia"/>
+        </w:rPr>
+        <w:t>插图丰富页面</w:t>
+      </w:r>
+      <w:r>
+        <w:rPr>
+          <w:rFonts w:hint="eastAsia"/>
+        </w:rPr>
+        <w:t>。</w:t>
+      </w:r>
+    </w:p>
+    <w:p>
+      <w:r>
+        <w:rPr>
+          <w:rFonts w:hint="eastAsia"/>
+        </w:rPr>
+        <w:t>④</w:t>
       </w:r>
       <w:r>
         <w:rPr>
@@ -57,9 +133,27 @@
         </w:rPr>
         <w:t>为所有展示多条内容的页面添加分页功能</w:t>
       </w:r>
+      <w:r>
+        <w:rPr>
+          <w:rFonts w:hint="eastAsia"/>
+        </w:rPr>
+        <w:t>。</w:t>
+      </w:r>
+    </w:p>
+    <w:p>
+      <w:pPr>
+        <w:rPr>
+          <w:rFonts w:hint="eastAsia"/>
+        </w:rPr>
+      </w:pPr>
+      <w:r>
+        <w:rPr>
+          <w:rFonts w:hint="eastAsia"/>
+        </w:rPr>
+        <w:t>⑤把所有出现日期选择框页面的尺寸和位置进行调整，避免出现大片空间占用。</w:t>
+      </w:r>
     </w:p>
     <w:p/>
-    <w:p/>
     <w:p>
       <w:r>
         <w:rPr>
@@ -82,7 +176,61 @@
         <w:rPr>
           <w:rFonts w:hint="eastAsia"/>
         </w:rPr>
-        <w:t>①主编分配编辑，使用算法进行推荐</w:t>
+        <w:t>①主编分配编辑</w:t>
+      </w:r>
+      <w:r>
+        <w:rPr>
+          <w:rFonts w:hint="eastAsia"/>
+        </w:rPr>
+        <w:t>任务中</w:t>
+      </w:r>
+      <w:r>
+        <w:rPr>
+          <w:rFonts w:hint="eastAsia"/>
+        </w:rPr>
+        <w:t>，</w:t>
+      </w:r>
+      <w:r>
+        <w:rPr>
+          <w:rFonts w:hint="eastAsia"/>
+        </w:rPr>
+        <w:t>根据关键词、研究领域等信息，</w:t>
+      </w:r>
+      <w:r>
+        <w:rPr>
+          <w:rFonts w:hint="eastAsia"/>
+        </w:rPr>
+        <w:t>使用</w:t>
+      </w:r>
+      <w:r>
+        <w:rPr>
+          <w:rFonts w:hint="eastAsia"/>
+        </w:rPr>
+        <w:t>匹配</w:t>
+      </w:r>
+      <w:r>
+        <w:rPr>
+          <w:rFonts w:hint="eastAsia"/>
+        </w:rPr>
+        <w:t>算法进行</w:t>
+      </w:r>
+      <w:r>
+        <w:rPr>
+          <w:rFonts w:hint="eastAsia"/>
+        </w:rPr>
+        <w:t>自动</w:t>
+      </w:r>
+      <w:r>
+        <w:rPr>
+          <w:rFonts w:hint="eastAsia"/>
+        </w:rPr>
+        <w:t>推荐</w:t>
+      </w:r>
+      <w:r>
+        <w:rPr>
+          <w:rFonts w:hint="eastAsia"/>
+        </w:rPr>
+        <w:t>。</w:t>
       </w:r>
     </w:p>
     <w:p>
@@ -96,7 +244,7 @@
         <w:rPr>
           <w:rFonts w:hint="eastAsia"/>
         </w:rPr>
-        <w:t>使用算法进行推荐</w:t>
+        <w:t>据关键词、研究领域等信息，使用匹配算法进行自动推荐。</w:t>
       </w:r>
     </w:p>
     <w:p>
@@ -110,7 +258,25 @@
         <w:rPr>
           <w:rFonts w:hint="eastAsia"/>
         </w:rPr>
-        <w:t>稿件的项目资助和作者、推荐审稿人一样有多项</w:t>
+        <w:t>稿件的项目资助</w:t>
+      </w:r>
+      <w:r>
+        <w:rPr>
+          <w:rFonts w:hint="eastAsia"/>
+        </w:rPr>
+        <w:t>一栏</w:t>
+      </w:r>
+      <w:r>
+        <w:rPr>
+          <w:rFonts w:hint="eastAsia"/>
+        </w:rPr>
+        <w:t>和作者、推荐审稿人一样有多项</w:t>
+      </w:r>
+      <w:r>
+        <w:rPr>
+          <w:rFonts w:hint="eastAsia"/>
+        </w:rPr>
+        <w:t>，在创建稿件和稿件详情中进行了修改。</w:t>
       </w:r>
     </w:p>
     <w:p>
@@ -124,15 +290,51 @@
         <w:rPr>
           <w:rFonts w:hint="eastAsia"/>
         </w:rPr>
-        <w:t>首页显示论文有详细真实的论文信息</w:t>
-      </w:r>
-    </w:p>
-    <w:p>
-      <w:r>
-        <w:rPr>
-          <w:rFonts w:hint="eastAsia"/>
-        </w:rPr>
-        <w:t>⑤邮件措辞修改</w:t>
+        <w:t>首页显示论文</w:t>
+      </w:r>
+      <w:r>
+        <w:rPr>
+          <w:rFonts w:hint="eastAsia"/>
+        </w:rPr>
+        <w:t>参考知网中论文信息，添加展示</w:t>
+      </w:r>
+      <w:r>
+        <w:rPr>
+          <w:rFonts w:hint="eastAsia"/>
+        </w:rPr>
+        <w:t>详细真实的论文信息</w:t>
+      </w:r>
+      <w:r>
+        <w:rPr>
+          <w:rFonts w:hint="eastAsia"/>
+        </w:rPr>
+        <w:t>。</w:t>
+      </w:r>
+    </w:p>
+    <w:p>
+      <w:r>
+        <w:rPr>
+          <w:rFonts w:hint="eastAsia"/>
+        </w:rPr>
+        <w:t>⑤邮件</w:t>
+      </w:r>
+      <w:r>
+        <w:rPr>
+          <w:rFonts w:hint="eastAsia"/>
+        </w:rPr>
+        <w:t>交流过程中，</w:t>
+      </w:r>
+      <w:r>
+        <w:rPr>
+          <w:rFonts w:hint="eastAsia"/>
+        </w:rPr>
+        <w:t>措辞</w:t>
+      </w:r>
+      <w:r>
+        <w:rPr>
+          <w:rFonts w:hint="eastAsia"/>
+        </w:rPr>
+        <w:t>修改为更加正式严谨的语言。</w:t>
       </w:r>
     </w:p>
     <w:p>
@@ -155,6 +357,41 @@
       </w:r>
       <w:r>
         <w:t>pdf的页数限制</w:t>
+      </w:r>
+      <w:r>
+        <w:rPr>
+          <w:rFonts w:hint="eastAsia"/>
+        </w:rPr>
+        <w:t>。形式审查的作者邮箱验证修改为邮箱格式是否合格。</w:t>
+      </w:r>
+    </w:p>
+    <w:p>
+      <w:r>
+        <w:rPr>
+          <w:rFonts w:hint="eastAsia"/>
+        </w:rPr>
+        <w:t>⑦修改管理员的权限管理功能，超级管理员权限无法被修改。</w:t>
+      </w:r>
+    </w:p>
+    <w:p>
+      <w:r>
+        <w:rPr>
+          <w:rFonts w:hint="eastAsia"/>
+        </w:rPr>
+        <w:t>⑧删除用户登录工作台，修改为用户登录后返回首页。</w:t>
+      </w:r>
+    </w:p>
+    <w:p>
+      <w:pPr>
+        <w:rPr>
+          <w:rFonts w:hint="eastAsia"/>
+        </w:rPr>
+      </w:pPr>
+      <w:r>
+        <w:rPr>
+          <w:rFonts w:hint="eastAsia"/>
+        </w:rPr>
+        <w:t>⑨删除了稿件详情中冗余的信息，且针对不同的用户权限开放不同的浏览内容。</w:t>
       </w:r>
     </w:p>
     <w:sectPr>
